--- a/tools/candidates/portfolio-owner-pdf-20261013/13-raschet-metrami/53-zapros-status-obekta.docx
+++ b/tools/candidates/portfolio-owner-pdf-20261013/13-raschet-metrami/53-zapros-status-obekta.docx
@@ -12,6 +12,8 @@
           <w:rFonts w:ascii="Times New Roman" w:cs="Times New Roman" w:eastAsia="Times New Roman" w:hAnsi="Times New Roman"/>
           <w:b/>
           <w:bCs/>
+          <w:i w:val="0"/>
+          <w:color w:val="323539"/>
           <w:sz w:val="32"/>
           <w:szCs w:val="32"/>
         </w:rPr>
@@ -25,9 +27,9 @@
       <w:r>
         <w:rPr>
           <w:rFonts w:ascii="Times New Roman" w:cs="Times New Roman" w:eastAsia="Times New Roman" w:hAnsi="Times New Roman"/>
-          <w:i/>
+          <w:i w:val="0"/>
           <w:iCs/>
-          <w:color w:val="595959"/>
+          <w:color w:val="323539"/>
           <w:sz w:val="24"/>
           <w:szCs w:val="24"/>
         </w:rPr>
@@ -70,6 +72,8 @@
                 <w:rFonts w:ascii="Times New Roman" w:cs="Times New Roman" w:eastAsia="Times New Roman" w:hAnsi="Times New Roman"/>
                 <w:b/>
                 <w:bCs/>
+                <w:i w:val="0"/>
+                <w:color w:val="323539"/>
                 <w:sz w:val="24"/>
                 <w:szCs w:val="24"/>
               </w:rPr>
@@ -83,6 +87,8 @@
             <w:r>
               <w:rPr>
                 <w:rFonts w:ascii="Times New Roman" w:cs="Times New Roman" w:eastAsia="Times New Roman" w:hAnsi="Times New Roman"/>
+                <w:i w:val="0"/>
+                <w:color w:val="323539"/>
                 <w:sz w:val="24"/>
                 <w:szCs w:val="24"/>
               </w:rPr>
@@ -96,6 +102,8 @@
             <w:r>
               <w:rPr>
                 <w:rFonts w:ascii="Times New Roman" w:cs="Times New Roman" w:eastAsia="Times New Roman" w:hAnsi="Times New Roman"/>
+                <w:i w:val="0"/>
+                <w:color w:val="323539"/>
                 <w:sz w:val="24"/>
                 <w:szCs w:val="24"/>
               </w:rPr>
@@ -109,6 +117,8 @@
             <w:r>
               <w:rPr>
                 <w:rFonts w:ascii="Times New Roman" w:cs="Times New Roman" w:eastAsia="Times New Roman" w:hAnsi="Times New Roman"/>
+                <w:i w:val="0"/>
+                <w:color w:val="323539"/>
                 <w:sz w:val="24"/>
                 <w:szCs w:val="24"/>
               </w:rPr>
@@ -122,6 +132,8 @@
             <w:r>
               <w:rPr>
                 <w:rFonts w:ascii="Times New Roman" w:cs="Times New Roman" w:eastAsia="Times New Roman" w:hAnsi="Times New Roman"/>
+                <w:i w:val="0"/>
+                <w:color w:val="323539"/>
                 <w:sz w:val="24"/>
                 <w:szCs w:val="24"/>
               </w:rPr>
@@ -143,9 +155,9 @@
       <w:r>
         <w:rPr>
           <w:rFonts w:ascii="Times New Roman" w:cs="Times New Roman" w:eastAsia="Times New Roman" w:hAnsi="Times New Roman"/>
-          <w:i/>
+          <w:i w:val="0"/>
           <w:iCs/>
-          <w:color w:val="595959"/>
+          <w:color w:val="323539"/>
           <w:sz w:val="24"/>
           <w:szCs w:val="24"/>
         </w:rPr>
@@ -167,6 +179,8 @@
       <w:r>
         <w:rPr>
           <w:rFonts w:ascii="Times New Roman" w:cs="Times New Roman" w:eastAsia="Times New Roman" w:hAnsi="Times New Roman"/>
+          <w:i w:val="0"/>
+          <w:color w:val="323539"/>
           <w:sz w:val="24"/>
           <w:szCs w:val="24"/>
         </w:rPr>
@@ -177,9 +191,9 @@
           <w:rFonts w:ascii="Times New Roman" w:cs="Times New Roman" w:eastAsia="Times New Roman" w:hAnsi="Times New Roman"/>
           <w:b/>
           <w:bCs/>
-          <w:i w:val="false"/>
-          <w:iCs w:val="false"/>
-          <w:color w:val="000000"/>
+          <w:i w:val="0"/>
+          <w:iCs w:val="false"/>
+          <w:color w:val="323539"/>
           <w:sz w:val="24"/>
           <w:szCs w:val="24"/>
         </w:rPr>
@@ -193,6 +207,8 @@
       <w:r>
         <w:rPr>
           <w:rFonts w:ascii="Times New Roman" w:cs="Times New Roman" w:eastAsia="Times New Roman" w:hAnsi="Times New Roman"/>
+          <w:i w:val="0"/>
+          <w:color w:val="323539"/>
           <w:sz w:val="24"/>
           <w:szCs w:val="24"/>
         </w:rPr>
@@ -203,9 +219,9 @@
           <w:rFonts w:ascii="Times New Roman" w:cs="Times New Roman" w:eastAsia="Times New Roman" w:hAnsi="Times New Roman"/>
           <w:b/>
           <w:bCs/>
-          <w:i w:val="false"/>
-          <w:iCs w:val="false"/>
-          <w:color w:val="000000"/>
+          <w:i w:val="0"/>
+          <w:iCs w:val="false"/>
+          <w:color w:val="323539"/>
           <w:sz w:val="24"/>
           <w:szCs w:val="24"/>
         </w:rPr>
@@ -219,6 +235,8 @@
       <w:r>
         <w:rPr>
           <w:rFonts w:ascii="Times New Roman" w:cs="Times New Roman" w:eastAsia="Times New Roman" w:hAnsi="Times New Roman"/>
+          <w:i w:val="0"/>
+          <w:color w:val="323539"/>
           <w:sz w:val="24"/>
           <w:szCs w:val="24"/>
         </w:rPr>
@@ -229,9 +247,9 @@
           <w:rFonts w:ascii="Times New Roman" w:cs="Times New Roman" w:eastAsia="Times New Roman" w:hAnsi="Times New Roman"/>
           <w:b/>
           <w:bCs/>
-          <w:i w:val="false"/>
-          <w:iCs w:val="false"/>
-          <w:color w:val="000000"/>
+          <w:i w:val="0"/>
+          <w:iCs w:val="false"/>
+          <w:color w:val="323539"/>
           <w:sz w:val="24"/>
           <w:szCs w:val="24"/>
         </w:rPr>
@@ -245,6 +263,8 @@
       <w:r>
         <w:rPr>
           <w:rFonts w:ascii="Times New Roman" w:cs="Times New Roman" w:eastAsia="Times New Roman" w:hAnsi="Times New Roman"/>
+          <w:i w:val="0"/>
+          <w:color w:val="323539"/>
           <w:sz w:val="24"/>
           <w:szCs w:val="24"/>
         </w:rPr>
@@ -255,9 +275,9 @@
           <w:rFonts w:ascii="Times New Roman" w:cs="Times New Roman" w:eastAsia="Times New Roman" w:hAnsi="Times New Roman"/>
           <w:b/>
           <w:bCs/>
-          <w:i w:val="false"/>
-          <w:iCs w:val="false"/>
-          <w:color w:val="000000"/>
+          <w:i w:val="0"/>
+          <w:iCs w:val="false"/>
+          <w:color w:val="323539"/>
           <w:sz w:val="24"/>
           <w:szCs w:val="24"/>
         </w:rPr>
@@ -271,6 +291,8 @@
       <w:r>
         <w:rPr>
           <w:rFonts w:ascii="Times New Roman" w:cs="Times New Roman" w:eastAsia="Times New Roman" w:hAnsi="Times New Roman"/>
+          <w:i w:val="0"/>
+          <w:color w:val="323539"/>
           <w:sz w:val="24"/>
           <w:szCs w:val="24"/>
         </w:rPr>
@@ -281,9 +303,9 @@
           <w:rFonts w:ascii="Times New Roman" w:cs="Times New Roman" w:eastAsia="Times New Roman" w:hAnsi="Times New Roman"/>
           <w:b/>
           <w:bCs/>
-          <w:i w:val="false"/>
-          <w:iCs w:val="false"/>
-          <w:color w:val="000000"/>
+          <w:i w:val="0"/>
+          <w:iCs w:val="false"/>
+          <w:color w:val="323539"/>
           <w:sz w:val="24"/>
           <w:szCs w:val="24"/>
         </w:rPr>
@@ -292,6 +314,8 @@
       <w:r>
         <w:rPr>
           <w:rFonts w:ascii="Times New Roman" w:cs="Times New Roman" w:eastAsia="Times New Roman" w:hAnsi="Times New Roman"/>
+          <w:i w:val="0"/>
+          <w:color w:val="323539"/>
           <w:sz w:val="24"/>
           <w:szCs w:val="24"/>
         </w:rPr>
@@ -302,9 +326,9 @@
           <w:rFonts w:ascii="Times New Roman" w:cs="Times New Roman" w:eastAsia="Times New Roman" w:hAnsi="Times New Roman"/>
           <w:b/>
           <w:bCs/>
-          <w:i w:val="false"/>
-          <w:iCs w:val="false"/>
-          <w:color w:val="000000"/>
+          <w:i w:val="0"/>
+          <w:iCs w:val="false"/>
+          <w:color w:val="323539"/>
           <w:sz w:val="24"/>
           <w:szCs w:val="24"/>
         </w:rPr>
@@ -321,6 +345,8 @@
           <w:rFonts w:ascii="Times New Roman" w:cs="Times New Roman" w:eastAsia="Times New Roman" w:hAnsi="Times New Roman"/>
           <w:b/>
           <w:bCs/>
+          <w:i w:val="0"/>
+          <w:color w:val="323539"/>
           <w:sz w:val="24"/>
           <w:szCs w:val="24"/>
         </w:rPr>
@@ -337,9 +363,9 @@
           <w:rFonts w:ascii="Times New Roman" w:cs="Times New Roman" w:eastAsia="Times New Roman" w:hAnsi="Times New Roman"/>
           <w:b/>
           <w:bCs/>
-          <w:i w:val="false"/>
-          <w:iCs w:val="false"/>
-          <w:color w:val="000000"/>
+          <w:i w:val="0"/>
+          <w:iCs w:val="false"/>
+          <w:color w:val="323539"/>
           <w:sz w:val="24"/>
           <w:szCs w:val="24"/>
         </w:rPr>
@@ -353,6 +379,8 @@
       <w:r>
         <w:rPr>
           <w:rFonts w:ascii="Times New Roman" w:cs="Times New Roman" w:eastAsia="Times New Roman" w:hAnsi="Times New Roman"/>
+          <w:i w:val="0"/>
+          <w:color w:val="323539"/>
           <w:sz w:val="24"/>
           <w:szCs w:val="24"/>
         </w:rPr>
@@ -366,6 +394,8 @@
       <w:r>
         <w:rPr>
           <w:rFonts w:ascii="Times New Roman" w:cs="Times New Roman" w:eastAsia="Times New Roman" w:hAnsi="Times New Roman"/>
+          <w:i w:val="0"/>
+          <w:color w:val="323539"/>
           <w:sz w:val="24"/>
           <w:szCs w:val="24"/>
         </w:rPr>
@@ -376,9 +406,9 @@
           <w:rFonts w:ascii="Times New Roman" w:cs="Times New Roman" w:eastAsia="Times New Roman" w:hAnsi="Times New Roman"/>
           <w:b/>
           <w:bCs/>
-          <w:i w:val="false"/>
-          <w:iCs w:val="false"/>
-          <w:color w:val="000000"/>
+          <w:i w:val="0"/>
+          <w:iCs w:val="false"/>
+          <w:color w:val="323539"/>
           <w:sz w:val="24"/>
           <w:szCs w:val="24"/>
         </w:rPr>
@@ -387,6 +417,8 @@
       <w:r>
         <w:rPr>
           <w:rFonts w:ascii="Times New Roman" w:cs="Times New Roman" w:eastAsia="Times New Roman" w:hAnsi="Times New Roman"/>
+          <w:i w:val="0"/>
+          <w:color w:val="323539"/>
           <w:sz w:val="24"/>
           <w:szCs w:val="24"/>
         </w:rPr>
@@ -400,6 +432,8 @@
       <w:r>
         <w:rPr>
           <w:rFonts w:ascii="Times New Roman" w:cs="Times New Roman" w:eastAsia="Times New Roman" w:hAnsi="Times New Roman"/>
+          <w:i w:val="0"/>
+          <w:color w:val="323539"/>
           <w:sz w:val="24"/>
           <w:szCs w:val="24"/>
         </w:rPr>
@@ -413,6 +447,8 @@
       <w:r>
         <w:rPr>
           <w:rFonts w:ascii="Times New Roman" w:cs="Times New Roman" w:eastAsia="Times New Roman" w:hAnsi="Times New Roman"/>
+          <w:i w:val="0"/>
+          <w:color w:val="323539"/>
           <w:sz w:val="24"/>
           <w:szCs w:val="24"/>
         </w:rPr>
@@ -426,6 +462,8 @@
       <w:r>
         <w:rPr>
           <w:rFonts w:ascii="Times New Roman" w:cs="Times New Roman" w:eastAsia="Times New Roman" w:hAnsi="Times New Roman"/>
+          <w:i w:val="0"/>
+          <w:color w:val="323539"/>
           <w:sz w:val="24"/>
           <w:szCs w:val="24"/>
         </w:rPr>
@@ -439,6 +477,8 @@
       <w:r>
         <w:rPr>
           <w:rFonts w:ascii="Times New Roman" w:cs="Times New Roman" w:eastAsia="Times New Roman" w:hAnsi="Times New Roman"/>
+          <w:i w:val="0"/>
+          <w:color w:val="323539"/>
           <w:sz w:val="24"/>
           <w:szCs w:val="24"/>
         </w:rPr>
@@ -452,6 +492,8 @@
       <w:r>
         <w:rPr>
           <w:rFonts w:ascii="Times New Roman" w:cs="Times New Roman" w:eastAsia="Times New Roman" w:hAnsi="Times New Roman"/>
+          <w:i w:val="0"/>
+          <w:color w:val="323539"/>
           <w:sz w:val="24"/>
           <w:szCs w:val="24"/>
         </w:rPr>
@@ -465,6 +507,8 @@
       <w:r>
         <w:rPr>
           <w:rFonts w:ascii="Times New Roman" w:cs="Times New Roman" w:eastAsia="Times New Roman" w:hAnsi="Times New Roman"/>
+          <w:i w:val="0"/>
+          <w:color w:val="323539"/>
           <w:sz w:val="24"/>
           <w:szCs w:val="24"/>
         </w:rPr>
@@ -475,9 +519,9 @@
           <w:rFonts w:ascii="Times New Roman" w:cs="Times New Roman" w:eastAsia="Times New Roman" w:hAnsi="Times New Roman"/>
           <w:b/>
           <w:bCs/>
-          <w:i w:val="false"/>
-          <w:iCs w:val="false"/>
-          <w:color w:val="000000"/>
+          <w:i w:val="0"/>
+          <w:iCs w:val="false"/>
+          <w:color w:val="323539"/>
           <w:sz w:val="24"/>
           <w:szCs w:val="24"/>
         </w:rPr>
@@ -486,6 +530,8 @@
       <w:r>
         <w:rPr>
           <w:rFonts w:ascii="Times New Roman" w:cs="Times New Roman" w:eastAsia="Times New Roman" w:hAnsi="Times New Roman"/>
+          <w:i w:val="0"/>
+          <w:color w:val="323539"/>
           <w:sz w:val="24"/>
           <w:szCs w:val="24"/>
         </w:rPr>
@@ -496,9 +542,9 @@
           <w:rFonts w:ascii="Times New Roman" w:cs="Times New Roman" w:eastAsia="Times New Roman" w:hAnsi="Times New Roman"/>
           <w:b/>
           <w:bCs/>
-          <w:i w:val="false"/>
-          <w:iCs w:val="false"/>
-          <w:color w:val="000000"/>
+          <w:i w:val="0"/>
+          <w:iCs w:val="false"/>
+          <w:color w:val="323539"/>
           <w:sz w:val="24"/>
           <w:szCs w:val="24"/>
         </w:rPr>
@@ -507,6 +553,8 @@
       <w:r>
         <w:rPr>
           <w:rFonts w:ascii="Times New Roman" w:cs="Times New Roman" w:eastAsia="Times New Roman" w:hAnsi="Times New Roman"/>
+          <w:i w:val="0"/>
+          <w:color w:val="323539"/>
           <w:sz w:val="24"/>
           <w:szCs w:val="24"/>
         </w:rPr>
@@ -517,9 +565,9 @@
           <w:rFonts w:ascii="Times New Roman" w:cs="Times New Roman" w:eastAsia="Times New Roman" w:hAnsi="Times New Roman"/>
           <w:b/>
           <w:bCs/>
-          <w:i w:val="false"/>
-          <w:iCs w:val="false"/>
-          <w:color w:val="000000"/>
+          <w:i w:val="0"/>
+          <w:iCs w:val="false"/>
+          <w:color w:val="323539"/>
           <w:sz w:val="24"/>
           <w:szCs w:val="24"/>
         </w:rPr>
@@ -528,6 +576,8 @@
       <w:r>
         <w:rPr>
           <w:rFonts w:ascii="Times New Roman" w:cs="Times New Roman" w:eastAsia="Times New Roman" w:hAnsi="Times New Roman"/>
+          <w:i w:val="0"/>
+          <w:color w:val="323539"/>
           <w:sz w:val="24"/>
           <w:szCs w:val="24"/>
         </w:rPr>
@@ -541,6 +591,8 @@
       <w:r>
         <w:rPr>
           <w:rFonts w:ascii="Times New Roman" w:cs="Times New Roman" w:eastAsia="Times New Roman" w:hAnsi="Times New Roman"/>
+          <w:i w:val="0"/>
+          <w:color w:val="323539"/>
           <w:sz w:val="24"/>
           <w:szCs w:val="24"/>
         </w:rPr>
@@ -551,9 +603,9 @@
           <w:rFonts w:ascii="Times New Roman" w:cs="Times New Roman" w:eastAsia="Times New Roman" w:hAnsi="Times New Roman"/>
           <w:b/>
           <w:bCs/>
-          <w:i w:val="false"/>
-          <w:iCs w:val="false"/>
-          <w:color w:val="000000"/>
+          <w:i w:val="0"/>
+          <w:iCs w:val="false"/>
+          <w:color w:val="323539"/>
           <w:sz w:val="24"/>
           <w:szCs w:val="24"/>
         </w:rPr>
@@ -562,6 +614,8 @@
       <w:r>
         <w:rPr>
           <w:rFonts w:ascii="Times New Roman" w:cs="Times New Roman" w:eastAsia="Times New Roman" w:hAnsi="Times New Roman"/>
+          <w:i w:val="0"/>
+          <w:color w:val="323539"/>
           <w:sz w:val="24"/>
           <w:szCs w:val="24"/>
         </w:rPr>
@@ -577,9 +631,9 @@
           <w:rFonts w:ascii="Times New Roman" w:cs="Times New Roman" w:eastAsia="Times New Roman" w:hAnsi="Times New Roman"/>
           <w:b/>
           <w:bCs/>
-          <w:i w:val="false"/>
-          <w:iCs w:val="false"/>
-          <w:color w:val="000000"/>
+          <w:i w:val="0"/>
+          <w:iCs w:val="false"/>
+          <w:color w:val="323539"/>
           <w:sz w:val="24"/>
           <w:szCs w:val="24"/>
         </w:rPr>
@@ -595,9 +649,9 @@
           <w:rFonts w:ascii="Times New Roman" w:cs="Times New Roman" w:eastAsia="Times New Roman" w:hAnsi="Times New Roman"/>
           <w:b/>
           <w:bCs/>
-          <w:i w:val="false"/>
-          <w:iCs w:val="false"/>
-          <w:color w:val="000000"/>
+          <w:i w:val="0"/>
+          <w:iCs w:val="false"/>
+          <w:color w:val="323539"/>
           <w:sz w:val="24"/>
           <w:szCs w:val="24"/>
         </w:rPr>
@@ -606,6 +660,10 @@
     </w:p>
     <w:p>
       <w:r>
+        <w:rPr>
+          <w:i w:val="0"/>
+          <w:color w:val="323539"/>
+        </w:rPr>
         <w:br w:type="page"/>
       </w:r>
     </w:p>
@@ -619,6 +677,8 @@
           <w:rFonts w:ascii="Times New Roman" w:cs="Times New Roman" w:eastAsia="Times New Roman" w:hAnsi="Times New Roman"/>
           <w:b/>
           <w:bCs/>
+          <w:i w:val="0"/>
+          <w:color w:val="323539"/>
           <w:sz w:val="32"/>
           <w:szCs w:val="32"/>
         </w:rPr>
@@ -632,9 +692,9 @@
       <w:r>
         <w:rPr>
           <w:rFonts w:ascii="Times New Roman" w:cs="Times New Roman" w:eastAsia="Times New Roman" w:hAnsi="Times New Roman"/>
-          <w:i/>
+          <w:i w:val="0"/>
           <w:iCs/>
-          <w:color w:val="595959"/>
+          <w:color w:val="323539"/>
           <w:sz w:val="24"/>
           <w:szCs w:val="24"/>
         </w:rPr>
@@ -652,6 +712,8 @@
           <w:rFonts w:ascii="Times New Roman" w:cs="Times New Roman" w:eastAsia="Times New Roman" w:hAnsi="Times New Roman"/>
           <w:b/>
           <w:bCs/>
+          <w:i w:val="0"/>
+          <w:color w:val="323539"/>
           <w:sz w:val="26"/>
           <w:szCs w:val="26"/>
         </w:rPr>
@@ -665,6 +727,8 @@
       <w:r>
         <w:rPr>
           <w:rFonts w:ascii="Times New Roman" w:cs="Times New Roman" w:eastAsia="Times New Roman" w:hAnsi="Times New Roman"/>
+          <w:i w:val="0"/>
+          <w:color w:val="323539"/>
           <w:sz w:val="24"/>
           <w:szCs w:val="24"/>
         </w:rPr>
@@ -682,6 +746,8 @@
           <w:rFonts w:ascii="Times New Roman" w:cs="Times New Roman" w:eastAsia="Times New Roman" w:hAnsi="Times New Roman"/>
           <w:b/>
           <w:bCs/>
+          <w:i w:val="0"/>
+          <w:color w:val="323539"/>
           <w:sz w:val="26"/>
           <w:szCs w:val="26"/>
         </w:rPr>
@@ -700,6 +766,8 @@
       <w:r>
         <w:rPr>
           <w:rFonts w:ascii="Times New Roman" w:cs="Times New Roman" w:eastAsia="Times New Roman" w:hAnsi="Times New Roman"/>
+          <w:i w:val="0"/>
+          <w:color w:val="323539"/>
           <w:sz w:val="24"/>
           <w:szCs w:val="24"/>
         </w:rPr>
@@ -718,6 +786,8 @@
       <w:r>
         <w:rPr>
           <w:rFonts w:ascii="Times New Roman" w:cs="Times New Roman" w:eastAsia="Times New Roman" w:hAnsi="Times New Roman"/>
+          <w:i w:val="0"/>
+          <w:color w:val="323539"/>
           <w:sz w:val="24"/>
           <w:szCs w:val="24"/>
         </w:rPr>
@@ -731,6 +801,8 @@
       <w:r>
         <w:rPr>
           <w:rFonts w:ascii="Times New Roman" w:cs="Times New Roman" w:eastAsia="Times New Roman" w:hAnsi="Times New Roman"/>
+          <w:i w:val="0"/>
+          <w:color w:val="323539"/>
           <w:sz w:val="24"/>
           <w:szCs w:val="24"/>
         </w:rPr>
@@ -748,6 +820,8 @@
           <w:rFonts w:ascii="Times New Roman" w:cs="Times New Roman" w:eastAsia="Times New Roman" w:hAnsi="Times New Roman"/>
           <w:b/>
           <w:bCs/>
+          <w:i w:val="0"/>
+          <w:color w:val="323539"/>
           <w:sz w:val="26"/>
           <w:szCs w:val="26"/>
         </w:rPr>
@@ -761,6 +835,8 @@
       <w:r>
         <w:rPr>
           <w:rFonts w:ascii="Times New Roman" w:cs="Times New Roman" w:eastAsia="Times New Roman" w:hAnsi="Times New Roman"/>
+          <w:i w:val="0"/>
+          <w:color w:val="323539"/>
           <w:sz w:val="24"/>
           <w:szCs w:val="24"/>
         </w:rPr>
@@ -771,9 +847,9 @@
           <w:rFonts w:ascii="Times New Roman" w:cs="Times New Roman" w:eastAsia="Times New Roman" w:hAnsi="Times New Roman"/>
           <w:b/>
           <w:bCs/>
-          <w:i w:val="false"/>
-          <w:iCs w:val="false"/>
-          <w:color w:val="000000"/>
+          <w:i w:val="0"/>
+          <w:iCs w:val="false"/>
+          <w:color w:val="323539"/>
           <w:sz w:val="24"/>
           <w:szCs w:val="24"/>
         </w:rPr>
@@ -782,6 +858,8 @@
       <w:r>
         <w:rPr>
           <w:rFonts w:ascii="Times New Roman" w:cs="Times New Roman" w:eastAsia="Times New Roman" w:hAnsi="Times New Roman"/>
+          <w:i w:val="0"/>
+          <w:color w:val="323539"/>
           <w:sz w:val="24"/>
           <w:szCs w:val="24"/>
         </w:rPr>
@@ -799,6 +877,8 @@
           <w:rFonts w:ascii="Times New Roman" w:cs="Times New Roman" w:eastAsia="Times New Roman" w:hAnsi="Times New Roman"/>
           <w:b/>
           <w:bCs/>
+          <w:i w:val="0"/>
+          <w:color w:val="323539"/>
           <w:sz w:val="26"/>
           <w:szCs w:val="26"/>
         </w:rPr>
@@ -817,6 +897,8 @@
       <w:r>
         <w:rPr>
           <w:rFonts w:ascii="Times New Roman" w:cs="Times New Roman" w:eastAsia="Times New Roman" w:hAnsi="Times New Roman"/>
+          <w:i w:val="0"/>
+          <w:color w:val="323539"/>
           <w:sz w:val="24"/>
           <w:szCs w:val="24"/>
         </w:rPr>
@@ -835,6 +917,8 @@
       <w:r>
         <w:rPr>
           <w:rFonts w:ascii="Times New Roman" w:cs="Times New Roman" w:eastAsia="Times New Roman" w:hAnsi="Times New Roman"/>
+          <w:i w:val="0"/>
+          <w:color w:val="323539"/>
           <w:sz w:val="24"/>
           <w:szCs w:val="24"/>
         </w:rPr>
@@ -853,6 +937,8 @@
       <w:r>
         <w:rPr>
           <w:rFonts w:ascii="Times New Roman" w:cs="Times New Roman" w:eastAsia="Times New Roman" w:hAnsi="Times New Roman"/>
+          <w:i w:val="0"/>
+          <w:color w:val="323539"/>
           <w:sz w:val="24"/>
           <w:szCs w:val="24"/>
         </w:rPr>
@@ -1078,6 +1164,8 @@
     <w:next w:val="Normal"/>
     <w:qFormat/>
     <w:rPr>
+      <w:i w:val="0"/>
+      <w:color w:val="323539"/>
       <w:sz w:val="56"/>
       <w:szCs w:val="56"/>
     </w:rPr>
@@ -1088,7 +1176,8 @@
     <w:next w:val="Normal"/>
     <w:qFormat/>
     <w:rPr>
-      <w:color w:val="2E74B5"/>
+      <w:i w:val="0"/>
+      <w:color w:val="323539"/>
       <w:sz w:val="32"/>
       <w:szCs w:val="32"/>
     </w:rPr>
@@ -1099,7 +1188,8 @@
     <w:next w:val="Normal"/>
     <w:qFormat/>
     <w:rPr>
-      <w:color w:val="2E74B5"/>
+      <w:i w:val="0"/>
+      <w:color w:val="323539"/>
       <w:sz w:val="26"/>
       <w:szCs w:val="26"/>
     </w:rPr>
@@ -1110,7 +1200,8 @@
     <w:next w:val="Normal"/>
     <w:qFormat/>
     <w:rPr>
-      <w:color w:val="1F4D78"/>
+      <w:i w:val="0"/>
+      <w:color w:val="323539"/>
       <w:sz w:val="24"/>
       <w:szCs w:val="24"/>
     </w:rPr>
@@ -1121,9 +1212,9 @@
     <w:next w:val="Normal"/>
     <w:qFormat/>
     <w:rPr>
-      <w:i/>
+      <w:i w:val="0"/>
       <w:iCs/>
-      <w:color w:val="2E74B5"/>
+      <w:color w:val="323539"/>
     </w:rPr>
   </w:style>
   <w:style w:type="paragraph" w:styleId="Heading5">
@@ -1132,7 +1223,8 @@
     <w:next w:val="Normal"/>
     <w:qFormat/>
     <w:rPr>
-      <w:color w:val="2E74B5"/>
+      <w:i w:val="0"/>
+      <w:color w:val="323539"/>
     </w:rPr>
   </w:style>
   <w:style w:type="paragraph" w:styleId="Heading6">
@@ -1141,7 +1233,8 @@
     <w:next w:val="Normal"/>
     <w:qFormat/>
     <w:rPr>
-      <w:color w:val="1F4D78"/>
+      <w:i w:val="0"/>
+      <w:color w:val="323539"/>
     </w:rPr>
   </w:style>
   <w:style w:type="paragraph" w:styleId="Strong">
@@ -1152,12 +1245,18 @@
     <w:rPr>
       <w:b/>
       <w:bCs/>
+      <w:i w:val="0"/>
+      <w:color w:val="323539"/>
     </w:rPr>
   </w:style>
   <w:style w:type="paragraph" w:styleId="ListParagraph">
     <w:name w:val="List Paragraph"/>
     <w:basedOn w:val="Normal"/>
     <w:qFormat/>
+    <w:rPr>
+      <w:i w:val="0"/>
+      <w:color w:val="323539"/>
+    </w:rPr>
   </w:style>
   <w:style w:type="character" w:styleId="Hyperlink">
     <w:name w:val="Hyperlink"/>
@@ -1190,6 +1289,8 @@
       <w:spacing w:after="0" w:line="240" w:lineRule="auto"/>
     </w:pPr>
     <w:rPr>
+      <w:i w:val="0"/>
+      <w:color w:val="323539"/>
       <w:sz w:val="20"/>
       <w:szCs w:val="20"/>
     </w:rPr>
@@ -1227,6 +1328,8 @@
       <w:spacing w:after="0" w:line="240" w:lineRule="auto"/>
     </w:pPr>
     <w:rPr>
+      <w:i w:val="0"/>
+      <w:color w:val="323539"/>
       <w:sz w:val="20"/>
       <w:szCs w:val="20"/>
     </w:rPr>

--- a/tools/candidates/portfolio-owner-pdf-20261013/13-raschet-metrami/53-zapros-status-obekta.docx
+++ b/tools/candidates/portfolio-owner-pdf-20261013/13-raschet-metrami/53-zapros-status-obekta.docx
@@ -28,7 +28,7 @@
         <w:rPr>
           <w:rFonts w:ascii="Times New Roman" w:cs="Times New Roman" w:eastAsia="Times New Roman" w:hAnsi="Times New Roman"/>
           <w:i w:val="0"/>
-          <w:iCs/>
+          <w:iCs w:val="0"/>
           <w:color w:val="323539"/>
           <w:sz w:val="24"/>
           <w:szCs w:val="24"/>
@@ -156,7 +156,7 @@
         <w:rPr>
           <w:rFonts w:ascii="Times New Roman" w:cs="Times New Roman" w:eastAsia="Times New Roman" w:hAnsi="Times New Roman"/>
           <w:i w:val="0"/>
-          <w:iCs/>
+          <w:iCs w:val="0"/>
           <w:color w:val="323539"/>
           <w:sz w:val="24"/>
           <w:szCs w:val="24"/>
@@ -693,7 +693,7 @@
         <w:rPr>
           <w:rFonts w:ascii="Times New Roman" w:cs="Times New Roman" w:eastAsia="Times New Roman" w:hAnsi="Times New Roman"/>
           <w:i w:val="0"/>
-          <w:iCs/>
+          <w:iCs w:val="0"/>
           <w:color w:val="323539"/>
           <w:sz w:val="24"/>
           <w:szCs w:val="24"/>
